--- a/metqc/test/Quartet_met_report.docx
+++ b/metqc/test/Quartet_met_report.docx
@@ -362,7 +362,7 @@
                 <w:szCs w:val="22"/>
                 <w:color w:val="000000"/>
               </w:rPr>
-              <w:t xml:space="preserve">整体质量</w:t>
+              <w:t xml:space="preserve">是否通过</w:t>
             </w:r>
           </w:p>
         </w:tc>
@@ -580,7 +580,7 @@
                 <w:szCs w:val="22"/>
                 <w:color w:val="000000"/>
               </w:rPr>
-              <w:t xml:space="preserve">全部通过</w:t>
+              <w:t xml:space="preserve">-</w:t>
             </w:r>
           </w:p>
         </w:tc>
@@ -639,7 +639,7 @@
                 <w:szCs w:val="22"/>
                 <w:color w:val="000000"/>
               </w:rPr>
-              <w:t xml:space="preserve">Queried_Data</w:t>
+              <w:t xml:space="preserve">Query_data</w:t>
             </w:r>
           </w:p>
         </w:tc>
@@ -732,7 +732,7 @@
                 <w:u w:val="none"/>
                 <w:sz w:val="22"/>
                 <w:szCs w:val="22"/>
-                <w:color w:val="B80D0D"/>
+                <w:color w:val="000000"/>
               </w:rPr>
             </w:pPr>
             <w:r>
@@ -743,9 +743,9 @@
                 <w:u w:val="none"/>
                 <w:sz w:val="22"/>
                 <w:szCs w:val="22"/>
-                <w:color w:val="B80D0D"/>
+                <w:color w:val="000000"/>
               </w:rPr>
-              <w:t xml:space="preserve">0.764 ↓</w:t>
+              <w:t xml:space="preserve">0.764</w:t>
             </w:r>
           </w:p>
         </w:tc>
@@ -1846,6 +1846,7 @@
     <w:uiPriority w:val="9"/>
     <w:unhideWhenUsed/>
     <w:qFormat/>
+    <w:rsid w:val="00A87EF8"/>
     <w:pPr>
       <w:keepNext/>
       <w:keepLines/>
@@ -1856,7 +1857,7 @@
       <w:rFonts w:eastAsiaTheme="majorEastAsia" w:cstheme="majorBidi"/>
       <w:b/>
       <w:bCs/>
-      <w:sz w:val="36"/>
+      <w:sz w:val="28"/>
       <w:szCs w:val="26"/>
     </w:rPr>
   </w:style>
@@ -1868,6 +1869,7 @@
     <w:uiPriority w:val="9"/>
     <w:unhideWhenUsed/>
     <w:qFormat/>
+    <w:rsid w:val="00A87EF8"/>
     <w:pPr>
       <w:keepNext/>
       <w:keepLines/>
@@ -1878,7 +1880,7 @@
       <w:rFonts w:eastAsiaTheme="majorEastAsia" w:cstheme="majorBidi"/>
       <w:b/>
       <w:bCs/>
-      <w:sz w:val="32"/>
+      <w:sz w:val="28"/>
     </w:rPr>
   </w:style>
   <w:style w:type="paragraph" w:styleId="4">
@@ -2229,12 +2231,14 @@
     <w:basedOn w:val="a0"/>
     <w:link w:val="2"/>
     <w:uiPriority w:val="9"/>
+    <w:rsid w:val="00A87EF8"/>
     <w:rPr>
-      <w:rFonts w:ascii="Arial" w:eastAsiaTheme="majorEastAsia" w:hAnsi="Arial" w:cstheme="majorBidi"/>
+      <w:rFonts w:ascii="Times New Roman" w:eastAsiaTheme="majorEastAsia" w:hAnsi="Times New Roman" w:cstheme="majorBidi"/>
       <w:b/>
       <w:bCs/>
-      <w:sz w:val="36"/>
+      <w:sz w:val="28"/>
       <w:szCs w:val="26"/>
+      <w:lang w:eastAsia="en-US"/>
     </w:rPr>
   </w:style>
   <w:style w:type="character" w:customStyle="1" w:styleId="30">
@@ -2242,11 +2246,14 @@
     <w:basedOn w:val="a0"/>
     <w:link w:val="3"/>
     <w:uiPriority w:val="9"/>
+    <w:rsid w:val="00A87EF8"/>
     <w:rPr>
-      <w:rFonts w:ascii="Arial" w:eastAsiaTheme="majorEastAsia" w:hAnsi="Arial" w:cstheme="majorBidi"/>
+      <w:rFonts w:ascii="Times New Roman" w:eastAsiaTheme="majorEastAsia" w:hAnsi="Times New Roman" w:cstheme="majorBidi"/>
       <w:b/>
       <w:bCs/>
-      <w:sz w:val="32"/>
+      <w:sz w:val="28"/>
+      <w:szCs w:val="24"/>
+      <w:lang w:eastAsia="en-US"/>
     </w:rPr>
   </w:style>
   <w:style w:type="paragraph" w:customStyle="1" w:styleId="ImageCaption">
